--- a/samples/CVs/CV_07_Budi_Anggara.docx
+++ b/samples/CVs/CV_07_Budi_Anggara.docx
@@ -7,7 +7,7 @@
         <w:rPr>
           <w:b/>
           <w:color w:val="4A3728"/>
-          <w:sz w:val="44"/>
+          <w:sz w:val="40"/>
         </w:rPr>
         <w:t>Budi Anggara</w:t>
       </w:r>
@@ -15,6 +15,8 @@
     <w:p>
       <w:r>
         <w:rPr>
+          <w:i/>
+          <w:color w:val="C9A227"/>
           <w:sz w:val="22"/>
         </w:rPr>
         <w:t>Target role: IT Infrastructure Engineer</w:t>
@@ -23,17 +25,19 @@
     <w:p>
       <w:r>
         <w:rPr>
-          <w:sz w:val="22"/>
+          <w:b w:val="0"/>
+          <w:sz w:val="20"/>
         </w:rPr>
-        <w:t>Location: Jakarta · WNI · Available: Immediately</w:t>
+        <w:t>Location: Jakarta / willing to relocate to Palopo  |  Citizenship: WNI  |  Availability: Immediate</w:t>
       </w:r>
     </w:p>
     <w:p>
       <w:r>
         <w:rPr>
-          <w:sz w:val="22"/>
+          <w:b w:val="0"/>
+          <w:sz w:val="20"/>
         </w:rPr>
-        <w:t>Email: budi.anggara@example.co.id · Mobile: +62 861367949</w:t>
+        <w:t>Email: budi.anggara@example.com  |  Phone: +62 812 9911 4400</w:t>
       </w:r>
     </w:p>
     <w:p>
@@ -47,36 +51,30 @@
       </w:r>
     </w:p>
     <w:p>
-      <w:pPr>
-        <w:pStyle w:val="ListBullet"/>
-      </w:pPr>
       <w:r>
         <w:rPr>
-          <w:sz w:val="22"/>
+          <w:b w:val="0"/>
+          <w:sz w:val="21"/>
         </w:rPr>
-        <w:t>Twelve years enterprise IT infrastructure across resources sector, dual Azure and Alibaba Cloud experience.</w:t>
+        <w:t>Infrastructure engineer with 11 years across remote mine sites in Kalimantan and Sulawesi.</w:t>
       </w:r>
     </w:p>
     <w:p>
-      <w:pPr>
-        <w:pStyle w:val="ListBullet"/>
-      </w:pPr>
       <w:r>
         <w:rPr>
-          <w:sz w:val="22"/>
+          <w:b w:val="0"/>
+          <w:sz w:val="21"/>
         </w:rPr>
-        <w:t>Delivered site-to-cloud VSAT design for two remote mine sites in Papua and Sulawesi.</w:t>
+        <w:t>Delivered VSAT plus Starlink hybrid links on two greenfield camps, both live inside 90 days.</w:t>
       </w:r>
     </w:p>
     <w:p>
-      <w:pPr>
-        <w:pStyle w:val="ListBullet"/>
-      </w:pPr>
       <w:r>
         <w:rPr>
-          <w:sz w:val="22"/>
+          <w:b w:val="0"/>
+          <w:sz w:val="21"/>
         </w:rPr>
-        <w:t>Microsoft AZ-104, AZ-500 and CCNA. Deep experience in OT/IT segmentation and industrial cyber.</w:t>
+        <w:t>Microsoft 365, Intune, Azure AD certified, hands-on with Fortinet SD-WAN and Ubiquiti at scale.</w:t>
       </w:r>
     </w:p>
     <w:p>
@@ -95,7 +93,16 @@
           <w:b/>
           <w:sz w:val="22"/>
         </w:rPr>
-        <w:t>2023-present · Senior Infrastructure Engineer · PT Pertamina Hulu Mahakam</w:t>
+        <w:t>Senior Infrastructure Engineer - PT Amman Mineral Nusa Tenggara</w:t>
+      </w:r>
+    </w:p>
+    <w:p>
+      <w:r>
+        <w:rPr>
+          <w:b w:val="0"/>
+          <w:sz w:val="20"/>
+        </w:rPr>
+        <w:t>Aug 2021 - present  |  Batu Hijau, Sumbawa</w:t>
       </w:r>
     </w:p>
     <w:p>
@@ -104,9 +111,9 @@
       </w:pPr>
       <w:r>
         <w:rPr>
-          <w:sz w:val="22"/>
+          <w:sz w:val="21"/>
         </w:rPr>
-        <w:t>Owned Azure landing zone across 4 offshore platforms and Balikpapan HQ.</w:t>
+        <w:t>Owns site network for 2,400 users across camp, plant and pit, 99.6% uptime last 12 months.</w:t>
       </w:r>
     </w:p>
     <w:p>
@@ -115,9 +122,9 @@
       </w:pPr>
       <w:r>
         <w:rPr>
-          <w:sz w:val="22"/>
+          <w:sz w:val="21"/>
         </w:rPr>
-        <w:t>Delivered OT/IT segmentation compliant with IEC 62443.</w:t>
+        <w:t>Led Starlink pilot that cut satellite backhaul cost by 38% versus incumbent VSAT.</w:t>
       </w:r>
     </w:p>
     <w:p>
@@ -126,9 +133,9 @@
       </w:pPr>
       <w:r>
         <w:rPr>
-          <w:sz w:val="22"/>
+          <w:sz w:val="21"/>
         </w:rPr>
-        <w:t>On-call second line, mean time to recover 34 minutes.</w:t>
+        <w:t>Rolled out Intune to 1,100 field devices, closed a long-standing MDM audit finding.</w:t>
       </w:r>
     </w:p>
     <w:p>
@@ -137,7 +144,16 @@
           <w:b/>
           <w:sz w:val="22"/>
         </w:rPr>
-        <w:t>2019-2023 · Infrastructure Engineer · PT Adaro Energy, Balikpapan</w:t>
+        <w:t>Infrastructure Engineer - PT Adaro Energy</w:t>
+      </w:r>
+    </w:p>
+    <w:p>
+      <w:r>
+        <w:rPr>
+          <w:b w:val="0"/>
+          <w:sz w:val="20"/>
+        </w:rPr>
+        <w:t>Feb 2018 - Jul 2021  |  Tabalong, South Kalimantan</w:t>
       </w:r>
     </w:p>
     <w:p>
@@ -146,9 +162,9 @@
       </w:pPr>
       <w:r>
         <w:rPr>
-          <w:sz w:val="22"/>
+          <w:sz w:val="21"/>
         </w:rPr>
-        <w:t>Built VSAT and SD-WAN mesh for 5 mine sites across Kalimantan.</w:t>
+        <w:t>Ran the Hujan Emas camp datacentre refresh, HPE ProLiant + Nutanix HCI.</w:t>
       </w:r>
     </w:p>
     <w:p>
@@ -157,9 +173,9 @@
       </w:pPr>
       <w:r>
         <w:rPr>
-          <w:sz w:val="22"/>
+          <w:sz w:val="21"/>
         </w:rPr>
-        <w:t>Migrated 320 servers to Azure with 99.8 percent success rate.</w:t>
+        <w:t>Standardised radio-over-IP for mine dispatch across three pits.</w:t>
       </w:r>
     </w:p>
     <w:p>
@@ -168,7 +184,16 @@
           <w:b/>
           <w:sz w:val="22"/>
         </w:rPr>
-        <w:t>2014-2019 · Systems Engineer · PT Indosat, Jakarta</w:t>
+        <w:t>Network Engineer - PT United Tractors</w:t>
+      </w:r>
+    </w:p>
+    <w:p>
+      <w:r>
+        <w:rPr>
+          <w:b w:val="0"/>
+          <w:sz w:val="20"/>
+        </w:rPr>
+        <w:t>Jul 2014 - Jan 2018  |  Jakarta</w:t>
       </w:r>
     </w:p>
     <w:p>
@@ -177,9 +202,9 @@
       </w:pPr>
       <w:r>
         <w:rPr>
-          <w:sz w:val="22"/>
+          <w:sz w:val="21"/>
         </w:rPr>
-        <w:t>Level 2 support for enterprise clients, resources sector portfolio.</w:t>
+        <w:t>MPLS and SD-WAN rollout across 60 branch offices.</w:t>
       </w:r>
     </w:p>
     <w:p>
@@ -193,25 +218,12 @@
       </w:r>
     </w:p>
     <w:p>
-      <w:pPr>
-        <w:pStyle w:val="ListBullet"/>
-      </w:pPr>
       <w:r>
         <w:rPr>
-          <w:sz w:val="22"/>
+          <w:b w:val="0"/>
+          <w:sz w:val="21"/>
         </w:rPr>
-        <w:t>S1 Teknik Informatika, Universitas Indonesia</w:t>
-      </w:r>
-    </w:p>
-    <w:p>
-      <w:pPr>
-        <w:pStyle w:val="ListBullet"/>
-      </w:pPr>
-      <w:r>
-        <w:rPr>
-          <w:sz w:val="22"/>
-        </w:rPr>
-        <w:t>S1 Sistem Komputer, ITB</w:t>
+        <w:t>Bachelor of Informatics Engineering, Universitas Bina Nusantara, 2014.</w:t>
       </w:r>
     </w:p>
     <w:p>
@@ -230,9 +242,9 @@
       </w:pPr>
       <w:r>
         <w:rPr>
-          <w:sz w:val="22"/>
+          <w:sz w:val="21"/>
         </w:rPr>
-        <w:t>Microsoft AZ-104</w:t>
+        <w:t>Microsoft Certified: Azure Administrator Associate</w:t>
       </w:r>
     </w:p>
     <w:p>
@@ -241,9 +253,9 @@
       </w:pPr>
       <w:r>
         <w:rPr>
-          <w:sz w:val="22"/>
+          <w:sz w:val="21"/>
         </w:rPr>
-        <w:t>Microsoft AZ-500</w:t>
+        <w:t>Microsoft 365 Certified: Modern Desktop Administrator Associate</w:t>
       </w:r>
     </w:p>
     <w:p>
@@ -252,9 +264,9 @@
       </w:pPr>
       <w:r>
         <w:rPr>
-          <w:sz w:val="22"/>
+          <w:sz w:val="21"/>
         </w:rPr>
-        <w:t>CCNA</w:t>
+        <w:t>Fortinet NSE 4</w:t>
       </w:r>
     </w:p>
     <w:p>
@@ -263,9 +275,9 @@
       </w:pPr>
       <w:r>
         <w:rPr>
-          <w:sz w:val="22"/>
+          <w:sz w:val="21"/>
         </w:rPr>
-        <w:t>ITIL 4 Foundation</w:t>
+        <w:t>Cisco CCNP Enterprise</w:t>
       </w:r>
     </w:p>
     <w:p>
@@ -281,14 +293,43 @@
     <w:p>
       <w:r>
         <w:rPr>
-          <w:sz w:val="22"/>
+          <w:b w:val="0"/>
+          <w:sz w:val="21"/>
         </w:rPr>
-        <w:t>Bahasa Indonesia (native), English (fluent), Mandarin (basic)</w:t>
+        <w:t>Bahasa Indonesia (native), English (fluent).</w:t>
+      </w:r>
+    </w:p>
+    <w:p>
+      <w:r>
+        <w:rPr>
+          <w:b/>
+          <w:color w:val="4A3728"/>
+          <w:sz w:val="28"/>
+        </w:rPr>
+        <w:t>References</w:t>
+      </w:r>
+    </w:p>
+    <w:p>
+      <w:r>
+        <w:rPr>
+          <w:b w:val="0"/>
+          <w:sz w:val="21"/>
+        </w:rPr>
+        <w:t>Bp. Setiawan Halim, IT Manager, PT Amman Mineral Nusa Tenggara.</w:t>
+      </w:r>
+    </w:p>
+    <w:p>
+      <w:r>
+        <w:rPr>
+          <w:b w:val="0"/>
+          <w:sz w:val="21"/>
+        </w:rPr>
+        <w:t>Ibu Widya Kusuma, IT Director, PT Adaro Energy.</w:t>
       </w:r>
     </w:p>
     <w:sectPr>
       <w:pgSz w:w="12240" w:h="15840"/>
-      <w:pgMar w:top="1020" w:right="1134" w:bottom="1020" w:left="1134" w:header="720" w:footer="720" w:gutter="0"/>
+      <w:pgMar w:top="864" w:right="1008" w:bottom="864" w:left="1008" w:header="720" w:footer="720" w:gutter="0"/>
       <w:cols w:space="720"/>
       <w:docGrid w:linePitch="360"/>
     </w:sectPr>
